--- a/example_articles/us_region/Northeast/6.us_region_Northeast_Other_publisher.docx
+++ b/example_articles/us_region/Northeast/6.us_region_Northeast_Other_publisher.docx
@@ -27,17 +27,17 @@
     </w:p>
     <w:p>
       <w:r>
-        <w:t>Source File: Other publishers/Files (500) (28).DOCX</w:t>
+        <w:t>Source file: Other publishers/Files (500) (28).DOCX</w:t>
       </w:r>
     </w:p>
     <w:p>
       <w:r>
-        <w:t>Raw locations result: ['Pennsylvania']</w:t>
+        <w:t>Raw locations result, 'locations': ['Pennsylvania']</w:t>
       </w:r>
     </w:p>
     <w:p>
       <w:r>
-        <w:t>us_region_stand_flat (Standardized): Northeast</w:t>
+        <w:t>Standardized locations result, 'us_region_stand_flat': Northeast</w:t>
       </w:r>
     </w:p>
     <w:p>

--- a/example_articles/us_region/Northeast/6.us_region_Northeast_Other_publisher.docx
+++ b/example_articles/us_region/Northeast/6.us_region_Northeast_Other_publisher.docx
@@ -7,7 +7,7 @@
         <w:pStyle w:val="Heading1"/>
       </w:pPr>
       <w:r>
-        <w:t>Campuses catch spirit of activism</w:t>
+        <w:t>No NYC 'News' means bad news</w:t>
       </w:r>
     </w:p>
     <w:p>
@@ -17,22 +17,22 @@
     </w:p>
     <w:p>
       <w:r>
-        <w:t>Date: 1990-05-10</w:t>
+        <w:t>Date: 1990-11-20</w:t>
       </w:r>
     </w:p>
     <w:p>
       <w:r>
-        <w:t>Section: LIFE; Pg. 1D; Cover Story</w:t>
+        <w:t>Section: NEWS; Pg. 7A; Statesline</w:t>
       </w:r>
     </w:p>
     <w:p>
       <w:r>
-        <w:t>Source file: Other publishers/Files (500) (28).DOCX</w:t>
+        <w:t>Source file: Other publishers/Files (500) (27).DOCX</w:t>
       </w:r>
     </w:p>
     <w:p>
       <w:r>
-        <w:t>Raw locations result, 'locations': ['Pennsylvania']</w:t>
+        <w:t>Raw locations result, 'locations': ['New York']</w:t>
       </w:r>
     </w:p>
     <w:p>
@@ -49,71 +49,73 @@
     </w:p>
     <w:p>
       <w:r>
-        <w:t>For Dan Kiss, college means more than sparring with professors.</w:t>
+        <w:t>''It's like a death in the family … a tragedy.'' - Victor Navasky, 58, a New Yorker who is editor of The Nation magazine</w:t>
         <w:br/>
-        <w:t>At a recent rally denouncing tuition hikes, the Oberlin (Ohio) College junior jumped on a cop he says had a chokehold on his friend. Now, in addition to final exams, the 21-year-old is facing a court date.</w:t>
+        <w:t xml:space="preserve"> </w:t>
         <w:br/>
-        <w:t>Across the nation, students like Kiss are turning words into actions - sit- ins at Temple University, street blockades at Hunter College and arrests at the University of Wisconsin-Madison - that recall the tumult of the '60s.</w:t>
+        <w:t xml:space="preserve"> NEW YORK - New York without the Daily News is like the city skyline without the Empire State Building.</w:t>
         <w:br/>
-        <w:t>''For me, (activism) is about being taken seriously when you say, 'Stick up for what's right,' '' says Kiss. ''It's when you carry through that people get uncomfortable.''</w:t>
+        <w:t>Before the current, bitter 3-week-old strike, the city's biggest tabloid was a ritual read for many of the 1.1 million who bought it daily. On subways, it was a ubiquitous presence in the hands of straphangers. Now, it is a rarity.</w:t>
         <w:br/>
-        <w:t>Beyond making speeches, they're changing policies.</w:t>
+        <w:t>Even at New York's famous Horn &amp; Hardart Automat, next door to The Daily News Building on 42nd Street, no customers sipping coffee can be found poring over its black and white pages.</w:t>
         <w:br/>
-        <w:t>This week, the students of tiny Mills College in Oakland, Calif., shut down the 700-student women's college. When the board of trustees voted last week to bow to financial concerns and admit men, activists jammed the school's phone lines and blockaded administration buildings. Support, largely from other college student groups, poured in through the campus newspaper's fax machine.</w:t>
+        <w:t>The newspaper is still being printed. But throughout the city, newsdealers at sidewalk kiosks, booths and tobacco stores, intimidated by fears and threats of violence, have balked at selling New York's ''hometown paper.''</w:t>
         <w:br/>
-        <w:t>More importantly, on Wednesday, after alumnae and faculty sided with students, board president F. Warren Hellman agreed to reconsider his support of the proposal.</w:t>
+        <w:t>Fear isn't unfounded. About 100 delivery trucks have been burned or otherwise damaged, newsstand locks glued shut and dozens of union members arrested.</w:t>
         <w:br/>
-        <w:t>''The faculty has made things easier by being on our side'' and postponing many classes, says Mary Lane, 19, a Mills sophomore. ''But if they weren't, the kids would just take their books to the blockades.</w:t>
+        <w:t>About 2,600 workers in nine unions remain out on strike, including 230 of 350 newsroom employees.</w:t>
         <w:br/>
-        <w:t>We'd still be activists.''</w:t>
+        <w:t>Increasingly, the strike is less a strike than a dance of death, a slow, stubborn self-destructive labor-management pas de deux.</w:t>
         <w:br/>
-        <w:t>The rallying cry of the '60s was the Vietnam War. While ensuing decades saw pockets of protests against U.S. policy in Central America and corporate divestment from South Africa, students by and large were caught up in the '80s quest for high-dollar careers.</w:t>
+        <w:t>There has been little negotiating, and a settlement is nowhere in sight. The Daily News says costly union work rules are at issue. The unions say they'll make concessions if the paper opens its books.</w:t>
         <w:br/>
-        <w:t>Today's students haven't lost sight of key foreign issues. But today's protests clearly hit closer to campus.</w:t>
+        <w:t>On the streets, the paper's absence is being felt even by those who didn't read it.</w:t>
         <w:br/>
-        <w:t>Top of the list: diversity. Students are passionate about the need for greater minority representation, not only on campus, but also among tenured faculty. Other sore spots are racism and escalating college costs.</w:t>
+        <w:t>''It's like a death in the family … a tragedy,'' says Victor Navasky, 58, editor of The Nation magazine. Brought up in a family that wouldn't read the paper because at the time it smeared leftist politicians, he later came to count on the tabloid for its columns and solid coverage of local news. Like many, he assumed it would be around forever.</w:t>
         <w:br/>
-        <w:t>''What makes this activism different is that it's not just 'radicals,' but everyday students who are reacting to things that affect their lives, like the prospect of being in debt for years to come,'' says Julianne Marley, U.S. Student Association, Washington, D.C. ''I think campuses have just begun to see the spark. There's going to be fire.'' Feeling the heat:</w:t>
+        <w:t>Indeed, for those accustomed to seeing it, the paper's front page was as distinct and forceful a presence as the face of a parent or boisterous old aunt. Its pages were a concentrate of the city, written in the poetry of a grit that made obvious the inescapable - that New York is a city like no other.</w:t>
         <w:br/>
-        <w:t>- -</w:t>
+        <w:t>Of course, these days the snap is out of the city's fingers, the rhythm gone from its walk, New York's fiscal tap is running red ink, and its icons are in retreat. Ed Koch is 11 months out of office, Donald Trump toppled from his glitzy perch, George Steinbrenner booted from Yankee Stadium, Darryl Strawberry in flight to Los Angeles.</w:t>
         <w:br/>
-        <w:t>- Temple University (Philadelphia). -An altercation on April 26 between black students and white fraternity members left a black female student with a broken ankle and bruised ribs at the hands of a white campus police officer. Last week, black students blocked off five campus entrances until the president agreed to a meeting about disciplining the officer.</w:t>
+        <w:t>And now the Daily News' best-known reporters and columnists, voices that helped the city think, have packed up their bylines for other papers and TV.</w:t>
         <w:br/>
-        <w:t>- University of Wisconsin-Madison. -Over the past few weeks, students - incensed by ROTC's anti-homosexual policy - staged a five-day sleep-in. Police hauled 40 students from the offices of the university system president.</w:t>
+        <w:t>The strike also has New Yorkers at each others' throats. Some blame decades of union featherbedding and labor for economically killing the paper. Others say the paper's parent company, the Chicago-based Tribune Co., is a union-busting vampire sucking the blood of its workers.</w:t>
         <w:br/>
-        <w:t>- Wesleyan University (Middletown, Conn.). -Students pushed administrators to call off classes Tuesday so they could stage a rally protesting violent incidents in the past month, including vandalism at the school's Afro-American center.</w:t>
+        <w:t>On subway platforms, city dwellers argue loudly over the morality of buying the Daily News from homeless men whom management gives the papers to for free for risking their necks and putting up with abuse.</w:t>
         <w:br/>
-        <w:t>- Hunter College (New York). -Last week, students blocked off Lexington Avenue and occupied administration buildings to protest proposed tuition hikes and financial aid cutbacks.</w:t>
+        <w:t>''It's ugly,'' says Sidney Zion, a novelist and veteran of the press. ''The city feels naked without the News.''</w:t>
         <w:br/>
-        <w:t>''If we don't win, most of us will have to drop out of school. The fight is not over,'' says Hunter sophomore Yor-El Francis, 19, one of many working- class minorities enrolled at the school. ''We'll see if we can rent buses and go to Albany to see our legislators.''</w:t>
+        <w:t>In the borough of Queens, the paper's blue-collar heartland, the Daily News is absent in bars like Breslin &amp; Sweeney's. Though it was a family tradition for many because it spoke their language chasing down stories of City Hall, the cops and the underworld, nostalgia for the paper has its limits. Sympathy for the working person, especially in tough times like these, runs deep.</w:t>
         <w:br/>
-        <w:t>Students gunning for concrete concessions know that brains can be more effective than brawn. Within hours of Mills' decision to resist the tide of change, students had set up a press office. Equally focused, Hunter students decided against challenging Mayor David Dinkins' promise to arrest those blocking the street in front of the school.</w:t>
+        <w:t>There are those like waitress Karen Jones, 27, who misses her horoscope and says she needs the paper's working-class want ads. Others in this city of immigrants, like Pakistani cab driver Fazlerab Khan, 49, miss it because ''it was easy to read.''</w:t>
         <w:br/>
-        <w:t>''We're talking about tuition. This is not about fighting the police,'' says Francis.</w:t>
+        <w:t>Of course, other New York papers once seemed indispensable - the World, the Mirror, the Herald, the Journal and especially the Tribune.</w:t>
         <w:br/>
-        <w:t>Oberlin's Kiss didn't set out to challenge police; he says today's methods are more sophisticated.</w:t>
+        <w:t>''Such is the fickleness of human nature,'' says New Yorker writer Brendan Gill. ''We got along without them.''</w:t>
         <w:br/>
-        <w:t>''The conservative '80s were rough on progressive people,'' he says. ''Anyone at it now has learned to refine their tactics.''</w:t>
+        <w:t xml:space="preserve"> TEXT OF GRAPHIC</w:t>
         <w:br/>
-        <w:t>Where did this movement come from?</w:t>
+        <w:t>'Daily News' in decline</w:t>
         <w:br/>
-        <w:t>Besides being propelled by dollars-and-cents issues, many point a finger at the conservative lull of the past decade.</w:t>
+        <w:t xml:space="preserve"> Striking unions estimate New York Daily News circulation has dropped as low as 100,000 since the strike began Oct. 25. The newspaper says it is delivering about 200,000 papers to subscribers daily. Circulation as of Sept. 30: </w:t>
         <w:br/>
-        <w:t>''There's a marked interest in activism here,'' says Charles Moody, vice provost for minority affairs at the University of Michigan, which has experienced racial tension over the years. ''People talk about the selfishness of the '80s, and I think students want to show this is a different decade, a new generation who will get involved and try to change things.''</w:t>
+        <w:t>1 - Unaudited</w:t>
         <w:br/>
-        <w:t>How far will it go?</w:t>
+        <w:t>COMPLETE TEXT NOT AVAILABLE</w:t>
         <w:br/>
-        <w:t>Students interviewed say they remain undeterred by shows of police force. Many say riot gear and dogs often greet their rallies. One says that a SWAT team was on call. A few, like Kiss, say that ''a couple of false moves'' would have turned their gathering into another Kent State, where four students died when the National Guard opened fire.</w:t>
+        <w:t>Source: Audit Bureau of Circulation</w:t>
         <w:br/>
-        <w:t>But administrators say they remember May 4, 1970.</w:t>
         <w:br/>
-        <w:t>''Any threat of violence is the line beyond which both administrators and protesters can't cross,'' says Peter Liacouras, president of Temple University, which called in Philadelphia police to monitor a recent demonstration. ''But you also need to provide a forum for people to air their debates.''</w:t>
+        <w:t>Graphic</w:t>
         <w:br/>
-        <w:t>Patrick Penn, Oberlin's dean of students, takes a similar administrative stand on campus activism. He says it's a double-edged sword that needs to be tempered with open dialogue.</w:t>
         <w:br/>
-        <w:t>''I'm concerned when they go beyond the parameters of the law,'' he says. ''But I'm also pleased to have critically thinking students who are willing to stand up for what they hold dear. It's part of the American tradition.''</w:t>
+        <w:t xml:space="preserve"> </w:t>
         <w:br/>
-        <w:t>But for many students today, the past is best left to the history books. Mention that '60s-forged tradition to Kiss, and the retort is quick and piercing: ''I'm not doing this for nostalgia.''</w:t>
+        <w:t>b/w, Julie Stacey, USA TODAY, Source: Audit Bureau of Circulation; PHOTO; b/w, Mark Lennihan, AP</w:t>
+        <w:br/>
+        <w:t xml:space="preserve"> </w:t>
+        <w:br/>
+        <w:t>CUTLINE: BITTER TOSS: Tom Pennacchio, of Local 3 of the Newspaper Guild of America, throws 'Daily News' papers into the air outside the newspaper's offices in midtown New York.</w:t>
       </w:r>
     </w:p>
     <w:sectPr>

--- a/example_articles/us_region/Northeast/6.us_region_Northeast_Other_publisher.docx
+++ b/example_articles/us_region/Northeast/6.us_region_Northeast_Other_publisher.docx
@@ -7,7 +7,11 @@
         <w:pStyle w:val="Heading1"/>
       </w:pPr>
       <w:r>
-        <w:t>No NYC 'News' means bad news</w:t>
+        <w:t>FAMILIES BY THE NUMBERS;</w:t>
+        <w:br/>
+        <w:t>YOUR BIRTH ORDER PLACE AMONG YOUR SIBLINGS MAY DETERMINE THE KIND OF PERSON;</w:t>
+        <w:br/>
+        <w:t>YOU BECOME</w:t>
       </w:r>
     </w:p>
     <w:p>
@@ -17,22 +21,22 @@
     </w:p>
     <w:p>
       <w:r>
-        <w:t>Date: 1990-11-20</w:t>
+        <w:t>Date: 1999-08-03</w:t>
       </w:r>
     </w:p>
     <w:p>
       <w:r>
-        <w:t>Section: NEWS; Pg. 7A; Statesline</w:t>
+        <w:t>Section: HEALTH,; COVER STORY</w:t>
       </w:r>
     </w:p>
     <w:p>
       <w:r>
-        <w:t>Source file: Other publishers/Files (500) (27).DOCX</w:t>
+        <w:t>Source file: Other publishers/Files (500) (30).DOCX</w:t>
       </w:r>
     </w:p>
     <w:p>
       <w:r>
-        <w:t>Raw locations result, 'locations': ['New York']</w:t>
+        <w:t>Raw locations result, 'locations': ['Pennsylvania', 'Florida']</w:t>
       </w:r>
     </w:p>
     <w:p>
@@ -49,61 +53,101 @@
     </w:p>
     <w:p>
       <w:r>
-        <w:t>''It's like a death in the family … a tragedy.'' - Victor Navasky, 58, a New Yorker who is editor of The Nation magazine</w:t>
+        <w:t>Debbie Pascale sees herself as a classic example of the first-born child in a large family: a resourceful motivator, a perfectionist who toed the line and set an example for six younger siblings.</w:t>
+        <w:br/>
+        <w:t>The 48-year-old sales director figures that being raised first in her parents' working-class Aspinwall household has a lot to do with why she's developed her self-assured personality and become successful in business.</w:t>
+        <w:br/>
+        <w:t>"I always had to be the leader, with so many of us and my mother always working," says Pascale, who now lives in O' Hara. "My mother would say: ' You're the oldest - you've got to take care of everyone. Some of her siblings symbolize theories of birth order influence as well: the "loner" sec ond child; the "outcast" or "scapegoat" who comes later; the young "mascot" who makes everyone else laugh and feel good.</w:t>
+        <w:br/>
+        <w:t>Psychologists and other authors hit the bookstores with some regularity to reassert the notion that such personal traits can often be linked to someone's sequence among his or her siblings. Two recent examples are "The New Birth Order Book," by Tucson, Ariz., psychologist Kevin Leman, and "Birth Order Blues," by Meri Wallace, a New York child and family therapist.</w:t>
+        <w:br/>
+        <w:t>"In no case that I have handled in more than 25 years of psychological practice has birth order not applied to a substantial degree," Leman asserts in his update of an earlier popular book on the topic. "That is not to say that birth order explains everything but it has always proved to be a helpful tool that my clients can understand and apply to their lives."</w:t>
+        <w:br/>
+        <w:t>Leman believes birth order has such significance that it helps determine whom you marry and whether a marriage is likely to be successful. He says business people can use an understanding of birth order among their customers and contacts to become more successful. And he happily makes a public show of trying to guess the birth order of strangers after sizing them up with a few questions and observations.</w:t>
+        <w:br/>
+        <w:t>Some local therapists also use knowledge of birth sequence to try to help their clients. Yet, there's no universal consensus in their field on the practical value of knowing if someone was born first, second or later in his or her family. There are some professionals who find the subject to be little more than pop-psychology entertainment for the masses.</w:t>
+        <w:br/>
+        <w:t>"Everybody has a birth order, so it's something everybody can identify with," noted Toni Falbo, a University of Texas professor of educational psychology and sociology. She has researched the topic for a quarter-century, but found little basis for linking it to personality.</w:t>
+        <w:br/>
+        <w:t>Falbo credits birth order with no more than 2 percent influence in determining who you are.</w:t>
         <w:br/>
         <w:t xml:space="preserve"> </w:t>
         <w:br/>
-        <w:t xml:space="preserve"> NEW YORK - New York without the Daily News is like the city skyline without the Empire State Building.</w:t>
+        <w:t>"It's minor compared to other factors like whether you're a man or woman, the educational attainment of your parents, the genetic predispositions you arrived with - all of these put together account for much more variance" in personality, she said.</w:t>
         <w:br/>
-        <w:t>Before the current, bitter 3-week-old strike, the city's biggest tabloid was a ritual read for many of the 1.1 million who bought it daily. On subways, it was a ubiquitous presence in the hands of straphangers. Now, it is a rarity.</w:t>
+        <w:t>Looking around the Fox Chapel Yacht Club last Wednesday evening, as Pascale floated from sibling to cousin to friend to make sure everyone was enjoying her birthday party, one could understand how birth order theories gain support.</w:t>
         <w:br/>
-        <w:t>Even at New York's famous Horn &amp; Hardart Automat, next door to The Daily News Building on 42nd Street, no customers sipping coffee can be found poring over its black and white pages.</w:t>
+        <w:t>Sitting quietly at a table, catering to the needs of her grandchildren, was Claudia Jackson, 46, who was born two years after Pascale to their parents, Robert and Rose Marie Diehm.</w:t>
         <w:br/>
-        <w:t>The newspaper is still being printed. But throughout the city, newsdealers at sidewalk kiosks, booths and tobacco stores, intimidated by fears and threats of violence, have balked at selling New York's ''hometown paper.''</w:t>
+        <w:t>Birth order theory holds that a second child will commonly take on an opposite personality from the first, and Jackson is every bit as shy as her older sister is social. Jackson, a nanny, is more likely to ask two people to a birthday celebration at her O' Hara home, compared to the 30 that Pascale invited to the yacht club.</w:t>
         <w:br/>
-        <w:t>Fear isn't unfounded. About 100 delivery trucks have been burned or otherwise damaged, newsstand locks glued shut and dozens of union members arrested.</w:t>
+        <w:t>"I'm sort of in the background" at family gatherings, Jackson said, accepting that as her natural position though she's very close to her sister.</w:t>
         <w:br/>
-        <w:t>About 2,600 workers in nine unions remain out on strike, including 230 of 350 newsroom employees.</w:t>
+        <w:t>The sixth of the seven siblings, Marcy Lynn Diehm, 37, also sat to the side with a friend at the party. Families are supposed to have one child between first and last who feels left out and is more troubled than the rest - or so goes the theory. Marcy Lynn, a tattooed bartender who never finished high school, acknowledges her role as the family's "black sheep."</w:t>
         <w:br/>
-        <w:t>Increasingly, the strike is less a strike than a dance of death, a slow, stubborn self-destructive labor-management pas de deux.</w:t>
+        <w:t>"I just like doing my own thing. The rest have got their good jobs and nice houses. … Maybe I was adopted and left on the doorstep," she says with a chuckle, professing great affection nonetheless for all her siblings and their mother, with whom she lives in Aspinwall.</w:t>
         <w:br/>
-        <w:t>There has been little negotiating, and a settlement is nowhere in sight. The Daily News says costly union work rules are at issue. The unions say they'll make concessions if the paper opens its books.</w:t>
+        <w:t>Their father is deceased, and all of the children say they feel a close bond with one another.</w:t>
         <w:br/>
-        <w:t>On the streets, the paper's absence is being felt even by those who didn't read it.</w:t>
+        <w:t>The fourth of the Diehms at Pascale's party was the baby of the family, John Diehm, 36, a well-grounded father and computer consultant who doesn't appear to fit his birth order role. The youngest is typically supposed to be spoiled, flighty, used to getting his way and having others take care of him.</w:t>
         <w:br/>
-        <w:t>''It's like a death in the family … a tragedy,'' says Victor Navasky, 58, editor of The Nation magazine. Brought up in a family that wouldn't read the paper because at the time it smeared leftist politicians, he later came to count on the tabloid for its columns and solid coverage of local news. Like many, he assumed it would be around forever.</w:t>
+        <w:t>John, of Ross, believes his more serious personality was influenced by a severe auto accident when he was 3, which scarred him physically and made him more withdrawn in childhood.</w:t>
         <w:br/>
-        <w:t>Indeed, for those accustomed to seeing it, the paper's front page was as distinct and forceful a presence as the face of a parent or boisterous old aunt. Its pages were a concentrate of the city, written in the poetry of a grit that made obvious the inescapable - that New York is a city like no other.</w:t>
+        <w:t>He would be an example of how other factors in a young life besides family sequence can influence development. Even the biggest proponents of birth order theory, including Leman and Wallace, note that physical and mental illness, death, divorce, addiction, adoption and other issues can override any predictability associated with birth position. Big gaps in age between children can also make a later-born act like a first-born.</w:t>
         <w:br/>
-        <w:t>Of course, these days the snap is out of the city's fingers, the rhythm gone from its walk, New York's fiscal tap is running red ink, and its icons are in retreat. Ed Koch is 11 months out of office, Donald Trump toppled from his glitzy perch, George Steinbrenner booted from Yankee Stadium, Darryl Strawberry in flight to Los Angeles.</w:t>
+        <w:t>Three siblings couldn't make it for Pascale's 48th birthday.</w:t>
         <w:br/>
-        <w:t>And now the Daily News' best-known reporters and columnists, voices that helped the city think, have packed up their bylines for other papers and TV.</w:t>
+        <w:t>Her oldest brother, Bobby, 44, is an electrical engineer in Port St. Lucie, Fla. He also had a take-charge role among the siblings, which is supposed to be typical of the first male child.</w:t>
         <w:br/>
-        <w:t>The strike also has New Yorkers at each others' throats. Some blame decades of union featherbedding and labor for economically killing the paper. Others say the paper's parent company, the Chicago-based Tribune Co., is a union-busting vampire sucking the blood of its workers.</w:t>
+        <w:t>The fourth of the seven children, Tammy Zelenko, 42, of Moon, is head of a local home health services company who is busy pursuing a master's degree. She attached herself closely to Bobby when young and they spent a lot of time jointly with friends outside the family, which birth order theorists say is a natural way for middle children to find a less crowded place for themselves.</w:t>
         <w:br/>
-        <w:t>On subway platforms, city dwellers argue loudly over the morality of buying the Daily News from homeless men whom management gives the papers to for free for risking their necks and putting up with abuse.</w:t>
+        <w:t>Families are also supposed to have a "mascot," a child who is easy-going, funny and finds a niche in bringing a smile to the others. It's often the youngest, but in the Diehm family it's Kevin, 40, nicknamed "Dizzy," who has worked as a standup comedian in Los Angeles, where he now owns a record store.</w:t>
         <w:br/>
-        <w:t>''It's ugly,'' says Sidney Zion, a novelist and veteran of the press. ''The city feels naked without the News.''</w:t>
+        <w:t>Local therapists may not write books on the subject, but some find birth order to be a useful guidepost in examining personal issues.</w:t>
         <w:br/>
-        <w:t>In the borough of Queens, the paper's blue-collar heartland, the Daily News is absent in bars like Breslin &amp; Sweeney's. Though it was a family tradition for many because it spoke their language chasing down stories of City Hall, the cops and the underworld, nostalgia for the paper has its limits. Sympathy for the working person, especially in tough times like these, runs deep.</w:t>
+        <w:t>"It's one piece of a puzzle," said Tom Devereaux, coordinator of child and adolescent outpatient services for St. Francis Medical Center. "If someone seems entrenched in a role and it was affecting their mental health, [birth order] would be one of the things to home in on."</w:t>
         <w:br/>
-        <w:t>There are those like waitress Karen Jones, 27, who misses her horoscope and says she needs the paper's working-class want ads. Others in this city of immigrants, like Pakistani cab driver Fazlerab Khan, 49, miss it because ''it was easy to read.''</w:t>
+        <w:t>Just because someone could be influenced by his place in the family, it doesn't mean there's a problem connected with it. Then again, it might, if it leads to personality extremes. Therapists say parents' treatment of their children has a lot to do with whether the anticipated roles become troublesome.</w:t>
         <w:br/>
-        <w:t>Of course, other New York papers once seemed indispensable - the World, the Mirror, the Herald, the Journal and especially the Tribune.</w:t>
+        <w:t>"Being aware of birth order will not cure you, but it helps us avail ourselves of some opportunities to heal" through therapy, said Linda Bazan of St. Francis Psychology Associates.</w:t>
         <w:br/>
-        <w:t>''Such is the fickleness of human nature,'' says New Yorker writer Brendan Gill. ''We got along without them.''</w:t>
+        <w:t>Birth order can lead to both good and bad habits, the psychologist said. Through therapy, she said, "You can learn how to maximize and enhance your gifts and talents, and minimize the reactive, negative things we do that are not conscious."</w:t>
         <w:br/>
-        <w:t xml:space="preserve"> TEXT OF GRAPHIC</w:t>
+        <w:t>The theorists say the first-born may become the "family hero" who acquires confidence and leadership skills, but can also have difficulty in other personal relationships by becoming too workaholic, demanding and critical.</w:t>
         <w:br/>
-        <w:t>'Daily News' in decline</w:t>
+        <w:t>A second-born or middle child living in the first child's shadow might respond by doing a lot of reading or creative tasks on her own and pursuing beneficial relationships with peers, or she might engage in rebellious, socially destructive behavior.</w:t>
         <w:br/>
-        <w:t xml:space="preserve"> Striking unions estimate New York Daily News circulation has dropped as low as 100,000 since the strike began Oct. 25. The newspaper says it is delivering about 200,000 papers to subscribers daily. Circulation as of Sept. 30: </w:t>
+        <w:t>An only child may succeed in life as a result of the undivided attention of both parents, or he may be spoiled to the degree that he has trouble interacting with peers.</w:t>
         <w:br/>
-        <w:t>1 - Unaudited</w:t>
+        <w:t>A youngest child may develop the kind of carefree, warm personality that helps her navigate all of life's troubles without stress, or she may be so dependent on others that she finds it hard to manage her life herself when reaching adulthood.</w:t>
         <w:br/>
-        <w:t>COMPLETE TEXT NOT AVAILABLE</w:t>
+        <w:t>Birth order theory holds that the family role that influences development of a youngster can be long-lasting, just as Debbie Pascale is still considered the ringleader among her siblings even though they're all adults.</w:t>
         <w:br/>
-        <w:t>Source: Audit Bureau of Circulation</w:t>
+        <w:t>"It's probably most clear and dominant in adolescence and young adulthood, but it's probably an important factor in people's lives all of their lives," Devereaux said.</w:t>
+        <w:br/>
+        <w:t>The primary reason that birth order theory hasn't gained universal acceptance is it's so hard to prove, even if it sounds plausible. Two Swiss researchers who evaluated hundreds of studies on the topic from the 1950s to 1980s simply dismissed the theory as unreliable.</w:t>
+        <w:br/>
+        <w:t>"There aren't data sufficient to come up with conclusions, because for questions of personality, there are so many factors that enter into it," said Robert Zajonc, a Stanford University psychology professor who agrees with the findings by Cecile Ernst and Jules Angst.</w:t>
+        <w:br/>
+        <w:t>Zajonc is satisfied that birth order influences one characteristic alone educational performance.</w:t>
+        <w:br/>
+        <w:t>He studied standardized tests such as the SAT and found first-borns averaged higher scores than peers who had been born later. Zajonc says first-borns are influenced primarily by adults in their formative years, whereas later children are comparatively hampered by the significant influence of their older siblings.</w:t>
+        <w:br/>
+        <w:t>One of the most recent birth order studies to gain wide attention was that of historian Frank J. Sulloway, author of "Born to Rebel."</w:t>
+        <w:br/>
+        <w:t>The book published three years ago, after Sulloway's study of thousands of historical figures, pronounced later-borns far more likely than first-borns to resist authority and lead the major revolutions of their era. But even that research found a split in acceptance in the field of psychology.</w:t>
+        <w:br/>
+        <w:t>The bottom line for a number of psychologists is that the level of influence, whether from birth order or any other variable, is all very personal. That's even the viewpoint of the head of the Alfred Adler Institute of San Francisco, named after the associate of Sigmund Freud who developed birth order theory.</w:t>
+        <w:br/>
+        <w:t>"My answer to the whole thing is, ' It depends,' " said psychotherapist Henry Stein. "In one case, it might be very important. In another case, birth order might be almost irrelevant. You kind of have to throw out the theory, as a clinician, and look at the person's story and say, ' OK, what is the influence here?' "</w:t>
+        <w:br/>
+        <w:t>He estimated that in his clinical cases, "birth order appears to be a significant influence" in about 25 percent of patients.</w:t>
+        <w:br/>
+        <w:t>That's giving the theory a lot more credence than some critics who have lumped it in with astrology, in terms of its practical application.</w:t>
+        <w:br/>
+        <w:t>Then again, Debbie Pascale reads her horoscope each day and visits palm-readers when in New York, in addition to being a believer in birth order theory. At least when she looks at her siblings, she can see some hard evidence for the latter.</w:t>
+        <w:br/>
+        <w:t>"There's certainly something to it," Pascale says. "I just know it from my family."</w:t>
         <w:br/>
         <w:br/>
         <w:t>Graphic</w:t>
@@ -111,11 +155,7 @@
         <w:br/>
         <w:t xml:space="preserve"> </w:t>
         <w:br/>
-        <w:t>b/w, Julie Stacey, USA TODAY, Source: Audit Bureau of Circulation; PHOTO; b/w, Mark Lennihan, AP</w:t>
-        <w:br/>
-        <w:t xml:space="preserve"> </w:t>
-        <w:br/>
-        <w:t>CUTLINE: BITTER TOSS: Tom Pennacchio, of Local 3 of the Newspaper Guild of America, throws 'Daily News' papers into the air outside the newspaper's offices in midtown New York.</w:t>
+        <w:t>PHOTO 2, CHART, PHOTO: MARTHA RIAL/POST-GAZETTE: BIRTHDAY OF THE ONE WHO CAME FIRST; AMONG THEM - DEBBIE PASCALE. THEY ARE, FROM LEFT, JOHN DIEHM, MARCY LYNN; DIEHM, CLAUDIA JACKSON AND DEBBIE PASCALE. CLAUDIA WAS THE SECOND CHILD BORN; TO ROBERT AND ROSE MARIE DIEHM OF ASPINWALL. MARCY WAS THE SIXTH CHILD AND; JOHN WAS THE LAST. SOME BIRTH ORDER THEORIES HOLD THAT THE SECOND CHILD MAY BE; THE OPPOSITE OF THE FIRST. ONE CHILD MAY BE A REBEL, THESE THEORIES HOLD, AND; FREQUENTLY THE LAST, THE BABY, MAY BE EITHER SPOILED OR HIGHLY INDEPENDENT.; PHOTO: BELOW: THE DIEHMS (AND THEIR PLACE IN THE FAMILY BIRTH ORDER) IN 1963,; CLOCKWISE FROM LOWER LEFT: JOHN (7), DEBBIE (1), CLAUDIA (2), BOBBY (3), TAMMY; (4), MARCY LYNN (6) AND KEVIN (5).; CHART: ALFRED ADLER INSTITUTE OF SAN FRANCISCO;POST-GAZETTE: (BIRTH ORDER)</w:t>
       </w:r>
     </w:p>
     <w:sectPr>
